--- a/templates/contracts/contract.docx
+++ b/templates/contracts/contract.docx
@@ -125,7 +125,7 @@
           <w:szCs w:val="24"/>
           <w:lang w:eastAsia="ru-RU"/>
         </w:rPr>
-        <w:t xml:space="preserve"> именуемое в дальнейшем «Заказчик», в лице {{ЗАКАЗЧИК_ДИРЕКТОР_ДОЛЖНОСТЬ_РП}} {{ЗАКАЗЧИК_ДИРЕКТОР_ФИО_РП}}, действующего на основании {{ЗАКАЗЧИК_ОСНОВАНИЕ}}, с другой стороны, именуемые совместно «Стороны»</w:t>
+        <w:t xml:space="preserve"> именуемое в дальнейшем «Заказчик», в лице {{ЗАКАЗЧИК_ДИРЕКТОР_ДОЛЖНОСТЬ_РП}} {{ЗАКАЗЧИК_ДИРЕКТОР_ФИО_РП}}, {{ДИРЕКТОР_ПРИЧАСТИЕ}} на основании {{ЗАКАЗЧИК_ОСНОВАНИЕ}}, с другой стороны, именуемые совместно «Стороны»</w:t>
       </w:r>
       <w:r>
         <w:rPr>

--- a/templates/contracts/contract.docx
+++ b/templates/contracts/contract.docx
@@ -106,7 +106,7 @@
           <w:szCs w:val="24"/>
           <w:lang w:eastAsia="ru-RU"/>
         </w:rPr>
-        <w:t>{{ЗАКАЗЧИК_КРАТКОЕ_НАИМЕНОВАНИЕ}}</w:t>
+        <w:t>{{ЗАКАЗЧИК_ПОЛНОЕ_НАИМЕНОВАНИЕ}}</w:t>
       </w:r>
       <w:r>
         <w:rPr>
@@ -133,17 +133,9 @@
           <w:sz w:val="24"/>
           <w:szCs w:val="24"/>
         </w:rPr>
-        <w:t>, именуемые совместно «Стороны»</w:t>
+        <w:t>, именуемые совместно «Стороны», заключили настоящий договор (далее – Договор) о нижеследующем:</w:t>
       </w:r>
       <w:bookmarkEnd w:id="1"/>
-      <w:r>
-        <w:rPr>
-          <w:rFonts w:cs="Times New Roman" w:ascii="Times New Roman" w:hAnsi="Times New Roman"/>
-          <w:sz w:val="24"/>
-          <w:szCs w:val="24"/>
-        </w:rPr>
-        <w:t>, заключили настоящий договор (далее – Договор) о нижеследующем:</w:t>
-      </w:r>
     </w:p>
     <w:p>
       <w:pPr>
@@ -2911,7 +2903,7 @@
                 <w:b/>
                 <w:bCs/>
               </w:rPr>
-              <w:t>{{ЗАКАЗЧИК_КРАТКОЕ_НАИМЕНОВАНИЕ}}</w:t>
+              <w:t>{{ЗАКАЗЧИК_ПОЛНОЕ_НАИМЕНОВАНИЕ}}</w:t>
             </w:r>
           </w:p>
           <w:p>
@@ -3274,7 +3266,7 @@
             </w:pPr>
             <w:r>
               <w:rPr/>
-              <w:t>{{ЗАКАЗЧИК_КРАТКОЕ_НАИМЕНОВАНИЕ}}</w:t>
+              <w:t>{{ЗАКАЗЧИК_ПОЛНОЕ_НАИМЕНОВАНИЕ}}</w:t>
             </w:r>
           </w:p>
           <w:p>

--- a/templates/contracts/contract.docx
+++ b/templates/contracts/contract.docx
@@ -133,7 +133,7 @@
           <ns0:sz ns0:val="24"/>
           <ns0:szCs ns0:val="24"/>
         </ns0:rPr>
-        <ns0:t>, именуемые совместно «Стороны», заключили настоящий договор (далее – Договор) о нижеследующем:</ns0:t>
+        <ns0:t>, заключили настоящий договор (далее – Договор) о нижеследующем:</ns0:t>
       </ns0:r>
       <ns0:bookmarkEnd ns0:id="1"/>
     </ns0:p>
